--- a/DR/Дипломен_проект.docx
+++ b/DR/Дипломен_проект.docx
@@ -585,15 +585,7 @@
         <w:rPr>
           <w:lang w:eastAsia="bg-BG"/>
         </w:rPr>
-        <w:t>За проекти, които имитират сериен порт по безжична връзка, SPP е често използван профил. Той позволява на микроконтролери и компютри да комуникират чрез виртуален сериен (COM) порт, като обменят байтови потоци по аналогичен начин на UART. Това улеснява интеграция</w:t>
-      </w:r>
-      <w:bookmarkStart w:id="5" w:name="_GoBack"/>
-      <w:bookmarkEnd w:id="5"/>
-      <w:r>
-        <w:rPr>
-          <w:lang w:eastAsia="bg-BG"/>
-        </w:rPr>
-        <w:t>та със съществуващи серийни прот</w:t>
+        <w:t>За проекти, които имитират сериен порт по безжична връзка, SPP е често използван профил. Той позволява на микроконтролери и компютри да комуникират чрез виртуален сериен (COM) порт, като обменят байтови потоци по аналогичен начин на UART. Това улеснява интеграцията със съществуващи серийни прот</w:t>
       </w:r>
       <w:r>
         <w:rPr>
@@ -1702,7 +1694,7 @@
         <w:jc w:val="left"/>
         <w:rPr>
           <w:rFonts w:ascii="Segoe UI" w:eastAsia="Times New Roman" w:hAnsi="Segoe UI" w:cs="Segoe UI"/>
-          <w:lang w:eastAsia="bg-BG"/>
+          <w:lang w:val="en-US" w:eastAsia="bg-BG"/>
         </w:rPr>
       </w:pPr>
       <w:r>
@@ -1711,271 +1703,361 @@
           <w:lang w:eastAsia="bg-BG"/>
         </w:rPr>
         <w:t>В обобщение, Bluetooth и конкретно модулът HC-05 представляват добро, икономично и лесно приложимо решение за безжична серийна комуникация в рамките на дипломния проект. Те позволяват бърза реализация на връзка между Django сървъра и робота, стига да се вземат предвид електрическата съвместимост, надеждността и сигурността на комуникацията. Ако желаеш, мога да добавя кратка диаграма на връзките, примерни AT-команди за HC-05 или примерен формат на серийните команди за Arduino.</w:t>
-      </w:r>
-    </w:p>
-    <w:p>
-      <w:pPr>
-        <w:pStyle w:val="Heading1"/>
-      </w:pPr>
-      <w:r>
-        <w:t>Заключение</w:t>
-      </w:r>
-      <w:bookmarkEnd w:id="4"/>
-    </w:p>
-    <w:p/>
-    <w:p>
-      <w:pPr>
-        <w:rPr>
-          <w:rFonts w:asciiTheme="majorHAnsi" w:eastAsiaTheme="majorEastAsia" w:hAnsiTheme="majorHAnsi" w:cstheme="majorBidi"/>
-          <w:b/>
-          <w:bCs/>
-          <w:smallCaps/>
-          <w:color w:val="000000" w:themeColor="text1"/>
-          <w:sz w:val="36"/>
-          <w:szCs w:val="36"/>
-        </w:rPr>
-      </w:pPr>
-    </w:p>
-    <w:p>
-      <w:pPr>
-        <w:pStyle w:val="Heading1"/>
-      </w:pPr>
-      <w:bookmarkStart w:id="6" w:name="_Toc219445204"/>
-      <w:r>
-        <w:t>Литература:</w:t>
       </w:r>
       <w:bookmarkEnd w:id="1"/>
       <w:bookmarkEnd w:id="2"/>
       <w:bookmarkEnd w:id="3"/>
-      <w:bookmarkEnd w:id="6"/>
+      <w:bookmarkEnd w:id="4"/>
     </w:p>
     <w:p>
       <w:pPr>
-        <w:pStyle w:val="ListParagraph"/>
-        <w:numPr>
-          <w:ilvl w:val="0"/>
-          <w:numId w:val="2"/>
-        </w:numPr>
-        <w:spacing w:after="160"/>
-      </w:pPr>
-      <w:bookmarkStart w:id="7" w:name="_Toc109577646"/>
-      <w:bookmarkStart w:id="8" w:name="_Toc133249660"/>
-      <w:bookmarkStart w:id="9" w:name="_Toc133249727"/>
-      <w:bookmarkStart w:id="10" w:name="_Toc133272496"/>
-      <w:r>
-        <w:t xml:space="preserve">Колисниченко, Денис, Адаптивен уеб дизайн с </w:t>
-      </w:r>
-      <w:r>
-        <w:rPr>
-          <w:lang w:val="en-US"/>
-        </w:rPr>
-        <w:t xml:space="preserve">Bootstrap, </w:t>
-      </w:r>
-      <w:r>
-        <w:t>Асеневци, С 2019</w:t>
+        <w:pBdr>
+          <w:top w:val="single" w:sz="2" w:space="0" w:color="E5E7EB"/>
+          <w:left w:val="single" w:sz="2" w:space="0" w:color="E5E7EB"/>
+          <w:bottom w:val="single" w:sz="2" w:space="0" w:color="E5E7EB"/>
+          <w:right w:val="single" w:sz="2" w:space="0" w:color="E5E7EB"/>
+        </w:pBdr>
+        <w:shd w:val="clear" w:color="auto" w:fill="FFFFFF"/>
+        <w:spacing w:after="100" w:afterAutospacing="1" w:line="240" w:lineRule="auto"/>
+        <w:ind w:firstLine="0"/>
+        <w:jc w:val="left"/>
+        <w:rPr>
+          <w:rFonts w:ascii="Segoe UI" w:hAnsi="Segoe UI" w:cs="Segoe UI"/>
+          <w:shd w:val="clear" w:color="auto" w:fill="FFFFFF"/>
+        </w:rPr>
+      </w:pPr>
+      <w:r>
+        <w:rPr>
+          <w:rFonts w:ascii="Segoe UI" w:hAnsi="Segoe UI" w:cs="Segoe UI"/>
+          <w:shd w:val="clear" w:color="auto" w:fill="FFFFFF"/>
+        </w:rPr>
+        <w:t>Допълнително, при дефиниране на формата на съобщенията е полезно да се включат версии на протокола и индикатор за приоритет на командите, което позволява напреднала обработка (например прекъсване на по-нископриоритетни операции при критични команди). Интеграция на периодично състояние (heartbeat) между контролера и бекенда ще улесни откриването на загуба на връзка и ще позволи бързо влизане в защитен режим. Накрая, при планиране на разгръщане в реална среда е препоръчително да се предвидят механизми за OTA ъпдейти на микроконтролера и централизирано управление на конфигурациите, което значително улеснява поддръжката и мащабирането на системата.</w:t>
       </w:r>
     </w:p>
     <w:p>
       <w:pPr>
-        <w:pStyle w:val="ListParagraph"/>
-        <w:numPr>
-          <w:ilvl w:val="0"/>
-          <w:numId w:val="2"/>
-        </w:numPr>
-        <w:spacing w:after="160"/>
-      </w:pPr>
-      <w:r>
-        <w:rPr>
+        <w:pBdr>
+          <w:top w:val="single" w:sz="2" w:space="0" w:color="E5E7EB"/>
+          <w:left w:val="single" w:sz="2" w:space="0" w:color="E5E7EB"/>
+          <w:bottom w:val="single" w:sz="2" w:space="0" w:color="E5E7EB"/>
+          <w:right w:val="single" w:sz="2" w:space="0" w:color="E5E7EB"/>
+        </w:pBdr>
+        <w:shd w:val="clear" w:color="auto" w:fill="FFFFFF"/>
+        <w:spacing w:after="100" w:afterAutospacing="1" w:line="240" w:lineRule="auto"/>
+        <w:ind w:firstLine="0"/>
+        <w:jc w:val="left"/>
+        <w:rPr>
+          <w:rFonts w:ascii="Segoe UI" w:hAnsi="Segoe UI" w:cs="Segoe UI"/>
+          <w:shd w:val="clear" w:color="auto" w:fill="FFFFFF"/>
           <w:lang w:val="en-US"/>
         </w:rPr>
-        <w:t xml:space="preserve">D.K Academy, Python – </w:t>
-      </w:r>
-      <w:r>
-        <w:t>практическо програмиране. Асеневци, С 2022</w:t>
+      </w:pPr>
+      <w:r>
+        <w:rPr>
+          <w:rFonts w:ascii="Segoe UI" w:hAnsi="Segoe UI" w:cs="Segoe UI"/>
+          <w:shd w:val="clear" w:color="auto" w:fill="FFFFFF"/>
+        </w:rPr>
+        <w:t>За да се гарантира дългосрочна поддръжка и възпроизводимост на разработката, е добре да се документират подробно както хардуерните връзки, така и софтуерните интерфейси. Схеми на свързване, списък на използваните компоненти с технически спецификации и примерни конфигурации (напр. стойности на серийната скорост, параметри на AT</w:t>
+      </w:r>
+      <w:r>
+        <w:rPr>
+          <w:rFonts w:ascii="Segoe UI" w:hAnsi="Segoe UI" w:cs="Segoe UI"/>
+          <w:shd w:val="clear" w:color="auto" w:fill="FFFFFF"/>
+        </w:rPr>
+        <w:noBreakHyphen/>
+        <w:t>командите и настройки на GPIO) улесняват възпроизводимостта и ускоряват бъдещите модификации. Освен това, реализирането на модулни софтуерни компоненти за обработка на командите, логиката за потвърждение и управлението на сесии позволява лесна подмяна или надграждане на отделни части без промяна на цялата система.</w:t>
       </w:r>
     </w:p>
     <w:p>
       <w:pPr>
-        <w:pStyle w:val="ListParagraph"/>
-        <w:numPr>
-          <w:ilvl w:val="0"/>
-          <w:numId w:val="2"/>
-        </w:numPr>
-        <w:spacing w:after="160"/>
-      </w:pPr>
-      <w:r>
-        <w:t xml:space="preserve">Донълдсън, Тоби. Бързо ръководство:Програмиране с </w:t>
-      </w:r>
-      <w:r>
-        <w:rPr>
+        <w:rPr>
+          <w:shd w:val="clear" w:color="auto" w:fill="FFFFFF"/>
           <w:lang w:val="en-US"/>
         </w:rPr>
-        <w:t>Python</w:t>
-      </w:r>
-      <w:r>
-        <w:t>.АлексСофт, С 2017</w:t>
-      </w:r>
-      <w:bookmarkEnd w:id="7"/>
-      <w:bookmarkEnd w:id="8"/>
-      <w:bookmarkEnd w:id="9"/>
-      <w:bookmarkEnd w:id="10"/>
+      </w:pPr>
+      <w:r>
+        <w:rPr>
+          <w:shd w:val="clear" w:color="auto" w:fill="FFFFFF"/>
+          <w:lang w:val="en-US"/>
+        </w:rPr>
+        <w:br w:type="page"/>
+      </w:r>
     </w:p>
     <w:p>
       <w:pPr>
-        <w:pStyle w:val="ListParagraph"/>
-        <w:numPr>
-          <w:ilvl w:val="0"/>
-          <w:numId w:val="2"/>
-        </w:numPr>
-        <w:spacing w:after="160"/>
-      </w:pPr>
-      <w:bookmarkStart w:id="11" w:name="_Toc109577647"/>
-      <w:bookmarkStart w:id="12" w:name="_Toc133249661"/>
-      <w:bookmarkStart w:id="13" w:name="_Toc133249728"/>
-      <w:bookmarkStart w:id="14" w:name="_Toc133272497"/>
-      <w:r>
-        <w:t xml:space="preserve">Есканази, Аврам. </w:t>
-      </w:r>
-      <w:bookmarkEnd w:id="11"/>
-      <w:bookmarkEnd w:id="12"/>
-      <w:bookmarkEnd w:id="13"/>
-      <w:bookmarkEnd w:id="14"/>
-      <w:r>
-        <w:t>Софтуерни техологии. КЛМН, С 2006</w:t>
+        <w:pStyle w:val="NormalWeb"/>
+        <w:pBdr>
+          <w:top w:val="single" w:sz="2" w:space="0" w:color="E5E7EB"/>
+          <w:left w:val="single" w:sz="2" w:space="0" w:color="E5E7EB"/>
+          <w:bottom w:val="single" w:sz="2" w:space="0" w:color="E5E7EB"/>
+          <w:right w:val="single" w:sz="2" w:space="0" w:color="E5E7EB"/>
+        </w:pBdr>
+        <w:shd w:val="clear" w:color="auto" w:fill="FFFFFF"/>
+        <w:spacing w:before="0" w:beforeAutospacing="0" w:after="150" w:afterAutospacing="0"/>
+        <w:rPr>
+          <w:rFonts w:ascii="Segoe UI" w:hAnsi="Segoe UI" w:cs="Segoe UI"/>
+        </w:rPr>
+      </w:pPr>
+      <w:r>
+        <w:rPr>
+          <w:rFonts w:ascii="Segoe UI" w:hAnsi="Segoe UI" w:cs="Segoe UI"/>
+        </w:rPr>
+        <w:lastRenderedPageBreak/>
+        <w:t xml:space="preserve">          </w:t>
+      </w:r>
+      <w:r>
+        <w:rPr>
+          <w:rFonts w:ascii="Segoe UI" w:hAnsi="Segoe UI" w:cs="Segoe UI"/>
+        </w:rPr>
+        <w:t>Увод</w:t>
       </w:r>
     </w:p>
     <w:p>
       <w:pPr>
-        <w:pStyle w:val="NormalWeb"/>
-        <w:numPr>
-          <w:ilvl w:val="0"/>
-          <w:numId w:val="2"/>
-        </w:numPr>
-        <w:spacing w:beforeAutospacing="0" w:afterAutospacing="0"/>
-      </w:pPr>
-      <w:r>
-        <w:t>https://softuni.bg/blog/what-is-django</w:t>
+        <w:pBdr>
+          <w:top w:val="single" w:sz="2" w:space="0" w:color="E5E7EB"/>
+          <w:left w:val="single" w:sz="2" w:space="0" w:color="E5E7EB"/>
+          <w:bottom w:val="single" w:sz="2" w:space="0" w:color="E5E7EB"/>
+          <w:right w:val="single" w:sz="2" w:space="0" w:color="E5E7EB"/>
+        </w:pBdr>
+        <w:shd w:val="clear" w:color="auto" w:fill="FFFFFF"/>
+        <w:spacing w:after="150" w:line="240" w:lineRule="auto"/>
+        <w:ind w:firstLine="0"/>
+        <w:jc w:val="left"/>
+        <w:rPr>
+          <w:rFonts w:ascii="Segoe UI" w:eastAsia="Times New Roman" w:hAnsi="Segoe UI" w:cs="Segoe UI"/>
+          <w:lang w:eastAsia="bg-BG"/>
+        </w:rPr>
+      </w:pPr>
+      <w:r>
+        <w:rPr>
+          <w:rFonts w:ascii="Segoe UI" w:eastAsia="Times New Roman" w:hAnsi="Segoe UI" w:cs="Segoe UI"/>
+          <w:lang w:eastAsia="bg-BG"/>
+        </w:rPr>
+        <w:t>В последните десетилетия безжичните комуникации се превърнаха в ключов елемент на съвременните информационни и вградени системи. Развитието на компактни и енергийно ефективни радиомодули откри нови възможности за реализиране на дистанционно управление, телеметрия и взаимодействие между устройства в широк спектър от приложения — от потребителска електроника и интелигентни домашни системи до индустриална автоматизация и роботика. В този контекст Bluetooth остава един от най-разпространените стандарти за кратко- и средно-дълги безжични връзки, благодарение на своята нативна поддръжка в мобилни устройства, сравнително ниска енергийна консумация и богата екосистема от профили за комуникация.</w:t>
       </w:r>
     </w:p>
     <w:p>
       <w:pPr>
-        <w:pStyle w:val="NormalWeb"/>
-        <w:numPr>
-          <w:ilvl w:val="0"/>
-          <w:numId w:val="2"/>
-        </w:numPr>
-        <w:spacing w:beforeAutospacing="0" w:afterAutospacing="0"/>
-      </w:pPr>
-      <w:r>
-        <w:t>https://cynoteck.com/bg/blog-post/flask-vs-django/</w:t>
+        <w:pBdr>
+          <w:top w:val="single" w:sz="2" w:space="0" w:color="E5E7EB"/>
+          <w:left w:val="single" w:sz="2" w:space="0" w:color="E5E7EB"/>
+          <w:bottom w:val="single" w:sz="2" w:space="0" w:color="E5E7EB"/>
+          <w:right w:val="single" w:sz="2" w:space="0" w:color="E5E7EB"/>
+        </w:pBdr>
+        <w:shd w:val="clear" w:color="auto" w:fill="FFFFFF"/>
+        <w:spacing w:after="150" w:line="240" w:lineRule="auto"/>
+        <w:ind w:firstLine="0"/>
+        <w:jc w:val="left"/>
+        <w:rPr>
+          <w:rFonts w:ascii="Segoe UI" w:eastAsia="Times New Roman" w:hAnsi="Segoe UI" w:cs="Segoe UI"/>
+          <w:lang w:eastAsia="bg-BG"/>
+        </w:rPr>
+      </w:pPr>
+      <w:r>
+        <w:rPr>
+          <w:rFonts w:ascii="Segoe UI" w:eastAsia="Times New Roman" w:hAnsi="Segoe UI" w:cs="Segoe UI"/>
+          <w:lang w:eastAsia="bg-BG"/>
+        </w:rPr>
+        <w:t>Целта на настоящия дипломен проект е да проучи и реализира надеждно решение за безжична комуникация между уеб-базиран контролен сървър и роботизирана платформа, базирано на Bluetooth технологията и конкретно на достъпния HC-05 модул. Проектът има за задача да демонстрира как стандартни уеб технологии и сървърни приложения могат да взаимодействат с хардуерно базирани контролери чрез лесно внедрими Bluetooth интерфейси, както и да анализира възможностите и ограниченията на избраното техническо решение в реални работни условия.</w:t>
       </w:r>
     </w:p>
     <w:p>
       <w:pPr>
-        <w:pStyle w:val="NormalWeb"/>
-        <w:numPr>
-          <w:ilvl w:val="0"/>
-          <w:numId w:val="2"/>
-        </w:numPr>
-        <w:spacing w:beforeAutospacing="0" w:afterAutospacing="0"/>
-      </w:pPr>
-      <w:r>
-        <w:lastRenderedPageBreak/>
-        <w:t>https://bg.savtec.org/articles/coding/the-basics-of-rest-and-restful-api-development.html</w:t>
+        <w:pBdr>
+          <w:top w:val="single" w:sz="2" w:space="0" w:color="E5E7EB"/>
+          <w:left w:val="single" w:sz="2" w:space="0" w:color="E5E7EB"/>
+          <w:bottom w:val="single" w:sz="2" w:space="0" w:color="E5E7EB"/>
+          <w:right w:val="single" w:sz="2" w:space="0" w:color="E5E7EB"/>
+        </w:pBdr>
+        <w:shd w:val="clear" w:color="auto" w:fill="FFFFFF"/>
+        <w:spacing w:after="150" w:line="240" w:lineRule="auto"/>
+        <w:ind w:firstLine="0"/>
+        <w:jc w:val="left"/>
+        <w:rPr>
+          <w:rFonts w:ascii="Segoe UI" w:eastAsia="Times New Roman" w:hAnsi="Segoe UI" w:cs="Segoe UI"/>
+          <w:lang w:eastAsia="bg-BG"/>
+        </w:rPr>
+      </w:pPr>
+      <w:r>
+        <w:rPr>
+          <w:rFonts w:ascii="Segoe UI" w:eastAsia="Times New Roman" w:hAnsi="Segoe UI" w:cs="Segoe UI"/>
+          <w:lang w:eastAsia="bg-BG"/>
+        </w:rPr>
+        <w:t>В рамките на теоретичната част са разгледани основните принципи и характеристики на Bluetooth като безжичен стандарт: честотна лента и канализация в ISM 2.4 GHz, видовете профили (включително Serial Port Profile — SPP), режимите на работа (класически Bluetooth vs. Bluetooth Low Energy), типични топологии и параметри като обхват, скорост на предаване и латентност. Отделено е внимание и на въпросите свързани със сигурността — механизми за сдвояване, автентикация и криптиране, както и възможните уязвимости и мерки за смекчаване на риска при пренос на управляващи команди и поверителни данни.</w:t>
       </w:r>
     </w:p>
     <w:p>
       <w:pPr>
-        <w:pStyle w:val="NormalWeb"/>
-        <w:numPr>
-          <w:ilvl w:val="0"/>
-          <w:numId w:val="2"/>
-        </w:numPr>
-        <w:spacing w:beforeAutospacing="0" w:afterAutospacing="0"/>
-      </w:pPr>
-      <w:r>
-        <w:t>https://urocibg.eu/</w:t>
+        <w:pBdr>
+          <w:top w:val="single" w:sz="2" w:space="0" w:color="E5E7EB"/>
+          <w:left w:val="single" w:sz="2" w:space="0" w:color="E5E7EB"/>
+          <w:bottom w:val="single" w:sz="2" w:space="0" w:color="E5E7EB"/>
+          <w:right w:val="single" w:sz="2" w:space="0" w:color="E5E7EB"/>
+        </w:pBdr>
+        <w:shd w:val="clear" w:color="auto" w:fill="FFFFFF"/>
+        <w:spacing w:after="150" w:line="240" w:lineRule="auto"/>
+        <w:ind w:firstLine="0"/>
+        <w:jc w:val="left"/>
+        <w:rPr>
+          <w:rFonts w:ascii="Segoe UI" w:eastAsia="Times New Roman" w:hAnsi="Segoe UI" w:cs="Segoe UI"/>
+          <w:lang w:eastAsia="bg-BG"/>
+        </w:rPr>
+      </w:pPr>
+      <w:r>
+        <w:rPr>
+          <w:rFonts w:ascii="Segoe UI" w:eastAsia="Times New Roman" w:hAnsi="Segoe UI" w:cs="Segoe UI"/>
+          <w:lang w:eastAsia="bg-BG"/>
+        </w:rPr>
+        <w:t>В практическата част проектът се фокусира върху HC-05 — широко разпространен Bluetooth модул, който поддържа SPP и осигурява лесна комуникация чрез UART интерфейс към микроконтролери като Arduino. HC-05 е избран поради своята разпространеност, ниска цена и поддръжка на стандартни AT-команди за конфигуриране, което прави модула подходящ както за прототипиране, така и за малки серийни реализации. В документа са представени технически характеристики на HC-05, режимите „master“ и „slave“, процедурите за конфигуриране и примерни AT-команди за настройка на име, скорост на серийния порт и режим на работа.</w:t>
       </w:r>
     </w:p>
     <w:p>
       <w:pPr>
-        <w:pStyle w:val="NormalWeb"/>
-        <w:numPr>
-          <w:ilvl w:val="0"/>
-          <w:numId w:val="2"/>
-        </w:numPr>
-        <w:spacing w:beforeAutospacing="0" w:afterAutospacing="0"/>
-      </w:pPr>
-      <w:r>
-        <w:t>https://www.django-rest-framework.org/</w:t>
+        <w:pBdr>
+          <w:top w:val="single" w:sz="2" w:space="0" w:color="E5E7EB"/>
+          <w:left w:val="single" w:sz="2" w:space="0" w:color="E5E7EB"/>
+          <w:bottom w:val="single" w:sz="2" w:space="0" w:color="E5E7EB"/>
+          <w:right w:val="single" w:sz="2" w:space="0" w:color="E5E7EB"/>
+        </w:pBdr>
+        <w:shd w:val="clear" w:color="auto" w:fill="FFFFFF"/>
+        <w:spacing w:after="150" w:line="240" w:lineRule="auto"/>
+        <w:ind w:firstLine="0"/>
+        <w:jc w:val="left"/>
+        <w:rPr>
+          <w:rFonts w:ascii="Segoe UI" w:eastAsia="Times New Roman" w:hAnsi="Segoe UI" w:cs="Segoe UI"/>
+          <w:lang w:eastAsia="bg-BG"/>
+        </w:rPr>
+      </w:pPr>
+      <w:r>
+        <w:rPr>
+          <w:rFonts w:ascii="Segoe UI" w:eastAsia="Times New Roman" w:hAnsi="Segoe UI" w:cs="Segoe UI"/>
+          <w:lang w:eastAsia="bg-BG"/>
+        </w:rPr>
+        <w:t xml:space="preserve">Архитектурата на предложената система включва три основни слоя: (1) уеб клиентски интерфейс, който предоставя графичен контрол и визуализация на статуса; (2) бекенд сървър (напр. реализиран с Django), който обработва входящите команди, управлява логика за потвърждение и опашки, и </w:t>
+      </w:r>
+      <w:r>
+        <w:rPr>
+          <w:rFonts w:ascii="Segoe UI" w:eastAsia="Times New Roman" w:hAnsi="Segoe UI" w:cs="Segoe UI"/>
+          <w:lang w:eastAsia="bg-BG"/>
+        </w:rPr>
+        <w:lastRenderedPageBreak/>
+        <w:t>преобразува команди в сериален байтов поток; (3) локален Bluetooth адаптер и HC-05 модул, които осигуряват безжичния канал до микроконтролера на роботизираната платформа. В документа е описан работният поток при изпращане на команда: от потребителския интерфейс към бекенда, от бекенда към локалния Bluetooth адаптер и през HC-05 до MCU; както и обратният поток за предаване на телеметрия и статусни съобщения за визуализация и логиране.</w:t>
       </w:r>
     </w:p>
     <w:p>
       <w:pPr>
-        <w:pStyle w:val="NormalWeb"/>
-        <w:numPr>
-          <w:ilvl w:val="0"/>
-          <w:numId w:val="2"/>
-        </w:numPr>
-        <w:spacing w:beforeAutospacing="0" w:afterAutospacing="0"/>
-      </w:pPr>
-      <w:r>
-        <w:t>https://softuni.bg/blog/vue-js-january-2021</w:t>
+        <w:pBdr>
+          <w:top w:val="single" w:sz="2" w:space="0" w:color="E5E7EB"/>
+          <w:left w:val="single" w:sz="2" w:space="0" w:color="E5E7EB"/>
+          <w:bottom w:val="single" w:sz="2" w:space="0" w:color="E5E7EB"/>
+          <w:right w:val="single" w:sz="2" w:space="0" w:color="E5E7EB"/>
+        </w:pBdr>
+        <w:shd w:val="clear" w:color="auto" w:fill="FFFFFF"/>
+        <w:spacing w:after="150" w:line="240" w:lineRule="auto"/>
+        <w:ind w:firstLine="0"/>
+        <w:jc w:val="left"/>
+        <w:rPr>
+          <w:rFonts w:ascii="Segoe UI" w:eastAsia="Times New Roman" w:hAnsi="Segoe UI" w:cs="Segoe UI"/>
+          <w:lang w:eastAsia="bg-BG"/>
+        </w:rPr>
+      </w:pPr>
+      <w:r>
+        <w:rPr>
+          <w:rFonts w:ascii="Segoe UI" w:eastAsia="Times New Roman" w:hAnsi="Segoe UI" w:cs="Segoe UI"/>
+          <w:lang w:eastAsia="bg-BG"/>
+        </w:rPr>
+        <w:t>Практическите изследвания включват и измерване на производителността и надеждността на комуникацията: латентност при предаване и получаване на съобщения, пропускателна способност в реални условия, устойчивост при наличие на смущения в 2.4 GHz обхват и поведение при загуба на връзка. От инженерна гледна точка са разгледани въпроси като електрическа съвместимост (логически нива 3.3 V на HC-05 срещу 5 V на някои микроконтролери), управлението на енергопотреблението, защитни мерки за устойчивост (системи за потвърждение/поправяне и повторно предаване на критични команди) и имплементация на минимални криптографски механизми за защита на контролните съобщения.</w:t>
       </w:r>
     </w:p>
     <w:p>
       <w:pPr>
-        <w:pStyle w:val="NormalWeb"/>
-        <w:numPr>
-          <w:ilvl w:val="0"/>
-          <w:numId w:val="2"/>
-        </w:numPr>
-        <w:spacing w:beforeAutospacing="0" w:afterAutospacing="0"/>
-      </w:pPr>
-      <w:r>
-        <w:t>https://bg.wikipedia.org/wiki/MySQL</w:t>
+        <w:pBdr>
+          <w:top w:val="single" w:sz="2" w:space="0" w:color="E5E7EB"/>
+          <w:left w:val="single" w:sz="2" w:space="0" w:color="E5E7EB"/>
+          <w:bottom w:val="single" w:sz="2" w:space="0" w:color="E5E7EB"/>
+          <w:right w:val="single" w:sz="2" w:space="0" w:color="E5E7EB"/>
+        </w:pBdr>
+        <w:shd w:val="clear" w:color="auto" w:fill="FFFFFF"/>
+        <w:spacing w:after="150" w:line="240" w:lineRule="auto"/>
+        <w:ind w:firstLine="0"/>
+        <w:jc w:val="left"/>
+        <w:rPr>
+          <w:rFonts w:ascii="Segoe UI" w:eastAsia="Times New Roman" w:hAnsi="Segoe UI" w:cs="Segoe UI"/>
+          <w:lang w:eastAsia="bg-BG"/>
+        </w:rPr>
+      </w:pPr>
+      <w:r>
+        <w:rPr>
+          <w:rFonts w:ascii="Segoe UI" w:eastAsia="Times New Roman" w:hAnsi="Segoe UI" w:cs="Segoe UI"/>
+          <w:lang w:eastAsia="bg-BG"/>
+        </w:rPr>
+        <w:t>Проектът представя също и примерни реализации и демонстрации: конфигурация на HC-05 чрез AT-команди, примерна схема за връзка с Arduino, софтуерен модул в бекенда отговорен за сериализация на командите и управление на сесии, както и тестов сценарий с набор от контролни команди и очаквани отговори. На базата на експерименталните резултати се прави оценка на приложимостта на решението за реални приложения, както и препоръки за бъдещи подобрения — например преминаване към Bluetooth Low Energy за по-ниска консумация, използване на по-сложни протоколи за сигурност или внедряване на мрежови механизми за повторно маршрутизиране и балансировка.</w:t>
       </w:r>
     </w:p>
     <w:p>
       <w:pPr>
-        <w:pStyle w:val="NormalWeb"/>
-        <w:numPr>
-          <w:ilvl w:val="0"/>
-          <w:numId w:val="2"/>
-        </w:numPr>
-        <w:spacing w:beforeAutospacing="0" w:afterAutospacing="0"/>
-      </w:pPr>
-      <w:r>
-        <w:t>https://priobshti.se/article/strategii-v-pomosht-na-prepodavaneto/taksonomiya-na-blum-ili-kak-da-napravim-uroka-v</w:t>
+        <w:pBdr>
+          <w:top w:val="single" w:sz="2" w:space="0" w:color="E5E7EB"/>
+          <w:left w:val="single" w:sz="2" w:space="0" w:color="E5E7EB"/>
+          <w:bottom w:val="single" w:sz="2" w:space="0" w:color="E5E7EB"/>
+          <w:right w:val="single" w:sz="2" w:space="0" w:color="E5E7EB"/>
+        </w:pBdr>
+        <w:shd w:val="clear" w:color="auto" w:fill="FFFFFF"/>
+        <w:spacing w:after="150" w:line="240" w:lineRule="auto"/>
+        <w:ind w:firstLine="0"/>
+        <w:jc w:val="left"/>
+        <w:rPr>
+          <w:rFonts w:ascii="Segoe UI" w:eastAsia="Times New Roman" w:hAnsi="Segoe UI" w:cs="Segoe UI"/>
+          <w:lang w:eastAsia="bg-BG"/>
+        </w:rPr>
+      </w:pPr>
+      <w:r>
+        <w:rPr>
+          <w:rFonts w:ascii="Segoe UI" w:eastAsia="Times New Roman" w:hAnsi="Segoe UI" w:cs="Segoe UI"/>
+          <w:lang w:eastAsia="bg-BG"/>
+        </w:rPr>
+        <w:t>Значението на този проект е двустранно: теоретично — чрез систематизиране на знания за Bluetooth комуникациите и HC-05, и практически — чрез предоставяне на функционален и възпроизводим пример за интеграция между уеб технологии и вграден хардуер. Получените резултати могат да послужат като основа за разработка на по-големи системи за дистанционно управление на роботи, интелигентни устройства и други вградени платформи, където бързата интеграция и икономичността са приоритет.</w:t>
       </w:r>
     </w:p>
     <w:p>
       <w:pPr>
-        <w:pStyle w:val="NormalWeb"/>
-        <w:numPr>
-          <w:ilvl w:val="0"/>
-          <w:numId w:val="2"/>
-        </w:numPr>
-        <w:spacing w:beforeAutospacing="0" w:afterAutospacing="0"/>
-      </w:pPr>
-      <w:r>
-        <w:t>https://html.w3schools.bg</w:t>
+        <w:spacing w:after="160" w:line="259" w:lineRule="auto"/>
+        <w:ind w:firstLine="0"/>
+        <w:jc w:val="left"/>
+        <w:rPr>
+          <w:rFonts w:ascii="Segoe UI" w:eastAsia="Times New Roman" w:hAnsi="Segoe UI" w:cs="Segoe UI"/>
+          <w:lang w:eastAsia="bg-BG"/>
+        </w:rPr>
+      </w:pPr>
+      <w:r>
+        <w:rPr>
+          <w:rFonts w:ascii="Segoe UI" w:eastAsia="Times New Roman" w:hAnsi="Segoe UI" w:cs="Segoe UI"/>
+          <w:lang w:eastAsia="bg-BG"/>
+        </w:rPr>
+        <w:br w:type="page"/>
       </w:r>
     </w:p>
     <w:p>
       <w:pPr>
-        <w:pStyle w:val="NormalWeb"/>
-        <w:numPr>
-          <w:ilvl w:val="0"/>
-          <w:numId w:val="2"/>
-        </w:numPr>
-        <w:spacing w:beforeAutospacing="0" w:afterAutospacing="0"/>
-      </w:pPr>
-      <w:r>
-        <w:t>https://www.inventum.bg/web-design/css/</w:t>
-      </w:r>
+        <w:pBdr>
+          <w:top w:val="single" w:sz="2" w:space="0" w:color="E5E7EB"/>
+          <w:left w:val="single" w:sz="2" w:space="0" w:color="E5E7EB"/>
+          <w:bottom w:val="single" w:sz="2" w:space="0" w:color="E5E7EB"/>
+          <w:right w:val="single" w:sz="2" w:space="0" w:color="E5E7EB"/>
+        </w:pBdr>
+        <w:shd w:val="clear" w:color="auto" w:fill="FFFFFF"/>
+        <w:spacing w:after="100" w:afterAutospacing="1" w:line="240" w:lineRule="auto"/>
+        <w:ind w:firstLine="0"/>
+        <w:jc w:val="left"/>
+        <w:rPr>
+          <w:rFonts w:ascii="Segoe UI" w:eastAsia="Times New Roman" w:hAnsi="Segoe UI" w:cs="Segoe UI"/>
+          <w:lang w:eastAsia="bg-BG"/>
+        </w:rPr>
+      </w:pPr>
+      <w:bookmarkStart w:id="5" w:name="_GoBack"/>
+      <w:bookmarkEnd w:id="5"/>
     </w:p>
-    <w:p/>
     <w:sectPr>
       <w:footerReference w:type="default" r:id="rId8"/>
       <w:pgSz w:w="11906" w:h="16838"/>
@@ -2016,7 +2098,6 @@
         <w:docPartUnique/>
       </w:docPartObj>
     </w:sdtPr>
-    <w:sdtEndPr/>
     <w:sdtContent>
       <w:p>
         <w:pPr>
@@ -2044,7 +2125,7 @@
           <w:rPr>
             <w:noProof/>
           </w:rPr>
-          <w:t>6</w:t>
+          <w:t>2</w:t>
         </w:r>
         <w:r>
           <w:rPr>
@@ -2917,7 +2998,7 @@
       <w:lvlText w:val="%1."/>
       <w:lvlJc w:val="left"/>
       <w:pPr>
-        <w:ind w:left="3972" w:hanging="432"/>
+        <w:ind w:left="1991" w:hanging="432"/>
       </w:pPr>
       <w:rPr>
         <w:rFonts w:hint="default"/>
@@ -6130,6 +6211,7 @@
   <w:style w:type="character" w:default="1" w:styleId="DefaultParagraphFont">
     <w:name w:val="Default Paragraph Font"/>
     <w:uiPriority w:val="1"/>
+    <w:semiHidden/>
     <w:unhideWhenUsed/>
   </w:style>
   <w:style w:type="table" w:default="1" w:styleId="TableNormal">
@@ -7182,7 +7264,7 @@
 </file>
 
 <file path=customXml/itemProps1.xml><?xml version="1.0" encoding="utf-8"?>
-<ds:datastoreItem xmlns:ds="http://schemas.openxmlformats.org/officeDocument/2006/customXml" ds:itemID="{98491FE4-CDB5-4F01-9DC0-57D000094C74}">
+<ds:datastoreItem xmlns:ds="http://schemas.openxmlformats.org/officeDocument/2006/customXml" ds:itemID="{6D0853F1-58B6-41F7-8440-BD18AB0BAA34}">
   <ds:schemaRefs>
     <ds:schemaRef ds:uri="http://schemas.openxmlformats.org/officeDocument/2006/bibliography"/>
   </ds:schemaRefs>
